--- a/docs/Paper-Trading-Agent-V1-Report.docx
+++ b/docs/Paper-Trading-Agent-V1-Report.docx
@@ -650,7 +650,7 @@
                 <w:sz w:val="18"/>
                 <w:szCs w:val="18"/>
               </w:rPr>
-              <w:t xml:space="preserve">Sentiment fine-tune — two LoRA adapters, an ablation, a rewrite</w:t>
+              <w:t xml:space="preserve">Sentiment fine-tune — five attempts, two framings, one answer</w:t>
             </w:r>
           </w:p>
         </w:tc>
@@ -678,7 +678,7 @@
                 <w:sz w:val="18"/>
                 <w:szCs w:val="18"/>
               </w:rPr>
-              <w:t xml:space="preserve">CLOSED</w:t>
+              <w:t xml:space="preserve">ANSWERED</w:t>
             </w:r>
           </w:p>
         </w:tc>
@@ -3264,7 +3264,840 @@
           <w:sz w:val="21"/>
           <w:szCs w:val="21"/>
         </w:rPr>
-        <w:t xml:space="preserve">Phase 04 was then closed rather than continued. The remaining labelling calls would have bought a better imitation of a component every measurement says to delete.</w:t>
+        <w:t xml:space="preserve">Phase 04 was then reframed rather than continued down the same road. The remaining labelling calls would have bought a better imitation of a component every measurement says to delete — so the question changed.</w:t>
+      </w:r>
+    </w:p>
+    <w:p>
+      <w:pPr>
+        <w:pStyle w:val="Heading2"/>
+        <w:spacing w:after="60" w:before="260"/>
+      </w:pPr>
+      <w:r>
+        <w:rPr>
+          <w:rFonts w:ascii="Calibri" w:cs="Calibri" w:eastAsia="Calibri" w:hAnsi="Calibri"/>
+          <w:b/>
+          <w:bCs/>
+          <w:color w:val="131A21"/>
+          <w:sz w:val="22"/>
+          <w:szCs w:val="22"/>
+        </w:rPr>
+        <w:t xml:space="preserve">v2: stop imitating the teacher, predict the outcome</w:t>
+      </w:r>
+    </w:p>
+    <w:p>
+      <w:pPr>
+        <w:spacing w:after="140" w:before="0" w:line="300"/>
+      </w:pPr>
+      <w:r>
+        <w:rPr>
+          <w:rFonts w:ascii="Calibri" w:cs="Calibri" w:eastAsia="Calibri" w:hAnsi="Calibri"/>
+          <w:b w:val="false"/>
+          <w:bCs w:val="false"/>
+          <w:i w:val="false"/>
+          <w:iCs w:val="false"/>
+          <w:color w:val="131A21"/>
+          <w:sz w:val="21"/>
+          <w:szCs w:val="21"/>
+        </w:rPr>
+        <w:t xml:space="preserve">Every v1 failure had the same suspect: the label. Imitating a teacher that said HOLD 96.8% of the time makes the constant function the loss minimum, and two independent training runs found it. So v2 threw the teacher away and labelled from price data instead — each headline block tagged with the stock’s actual 5-day excess return, market move subtracted, z-scored per symbol. 41,701 examples across 104 symbols over 19 months, with labels whose standard deviation is about 1.0. Free labels, real variance, none of v1’s defects.</w:t>
+      </w:r>
+    </w:p>
+    <w:p>
+      <w:pPr>
+        <w:spacing w:after="140" w:before="0" w:line="300"/>
+      </w:pPr>
+      <w:r>
+        <w:rPr>
+          <w:rFonts w:ascii="Calibri" w:cs="Calibri" w:eastAsia="Calibri" w:hAnsi="Calibri"/>
+          <w:b w:val="false"/>
+          <w:bCs w:val="false"/>
+          <w:i w:val="false"/>
+          <w:iCs w:val="false"/>
+          <w:color w:val="131A21"/>
+          <w:sz w:val="21"/>
+          <w:szCs w:val="21"/>
+        </w:rPr>
+        <w:t xml:space="preserve">A TF-IDF and ridge baseline was run first, before any GPU time, because a low error on a centred label means nothing on its own. It found an information coefficient of +0.002. The bar for the fine-tuned model was then written down — IC at or above 0.03 — before training started.</w:t>
+      </w:r>
+    </w:p>
+    <w:tbl>
+      <w:tblPr>
+        <w:tblW w:type="dxa" w:w="9026"/>
+        <w:tblBorders>
+          <w:top w:val="none" w:color="auto" w:sz="0"/>
+          <w:left w:val="none" w:color="auto" w:sz="0"/>
+          <w:bottom w:val="single" w:color="DCE1E7" w:sz="4"/>
+          <w:right w:val="none" w:color="auto" w:sz="0"/>
+          <w:insideH w:val="single" w:color="DCE1E7" w:sz="4"/>
+          <w:insideV w:val="none" w:color="auto" w:sz="0"/>
+        </w:tblBorders>
+      </w:tblPr>
+      <w:tblGrid>
+        <w:gridCol w:w="3626"/>
+        <w:gridCol w:w="1100"/>
+        <w:gridCol w:w="1500"/>
+        <w:gridCol w:w="1400"/>
+        <w:gridCol w:w="1400"/>
+      </w:tblGrid>
+      <w:tr>
+        <w:trPr>
+          <w:tblHeader/>
+        </w:trPr>
+        <w:tc>
+          <w:tcPr>
+            <w:tcW w:type="dxa" w:w="3626"/>
+            <w:tcBorders>
+              <w:top w:val="none" w:color="auto" w:sz="0"/>
+              <w:left w:val="none" w:color="auto" w:sz="0"/>
+              <w:bottom w:val="single" w:color="131A21" w:sz="10"/>
+              <w:right w:val="none" w:color="auto" w:sz="0"/>
+            </w:tcBorders>
+            <w:tcMar>
+              <w:top w:type="dxa" w:w="60"/>
+              <w:left w:type="dxa" w:w="110"/>
+              <w:bottom w:type="dxa" w:w="90"/>
+              <w:right w:type="dxa" w:w="110"/>
+            </w:tcMar>
+          </w:tcPr>
+          <w:p>
+            <w:pPr>
+              <w:spacing w:after="0"/>
+              <w:jc w:val="left"/>
+            </w:pPr>
+            <w:r>
+              <w:rPr>
+                <w:rFonts w:ascii="Calibri" w:cs="Calibri" w:eastAsia="Calibri" w:hAnsi="Calibri"/>
+                <w:b/>
+                <w:bCs/>
+                <w:color w:val="6B7784"/>
+                <w:sz w:val="16"/>
+                <w:szCs w:val="16"/>
+              </w:rPr>
+              <w:t xml:space="preserve">Validation split</w:t>
+            </w:r>
+          </w:p>
+        </w:tc>
+        <w:tc>
+          <w:tcPr>
+            <w:tcW w:type="dxa" w:w="1100"/>
+            <w:tcBorders>
+              <w:top w:val="none" w:color="auto" w:sz="0"/>
+              <w:left w:val="none" w:color="auto" w:sz="0"/>
+              <w:bottom w:val="single" w:color="131A21" w:sz="10"/>
+              <w:right w:val="none" w:color="auto" w:sz="0"/>
+            </w:tcBorders>
+            <w:tcMar>
+              <w:top w:type="dxa" w:w="60"/>
+              <w:left w:type="dxa" w:w="110"/>
+              <w:bottom w:type="dxa" w:w="90"/>
+              <w:right w:type="dxa" w:w="110"/>
+            </w:tcMar>
+          </w:tcPr>
+          <w:p>
+            <w:pPr>
+              <w:spacing w:after="0"/>
+              <w:jc w:val="right"/>
+            </w:pPr>
+            <w:r>
+              <w:rPr>
+                <w:rFonts w:ascii="Calibri" w:cs="Calibri" w:eastAsia="Calibri" w:hAnsi="Calibri"/>
+                <w:b/>
+                <w:bCs/>
+                <w:color w:val="6B7784"/>
+                <w:sz w:val="16"/>
+                <w:szCs w:val="16"/>
+              </w:rPr>
+              <w:t xml:space="preserve">n</w:t>
+            </w:r>
+          </w:p>
+        </w:tc>
+        <w:tc>
+          <w:tcPr>
+            <w:tcW w:type="dxa" w:w="1500"/>
+            <w:tcBorders>
+              <w:top w:val="none" w:color="auto" w:sz="0"/>
+              <w:left w:val="none" w:color="auto" w:sz="0"/>
+              <w:bottom w:val="single" w:color="131A21" w:sz="10"/>
+              <w:right w:val="none" w:color="auto" w:sz="0"/>
+            </w:tcBorders>
+            <w:tcMar>
+              <w:top w:type="dxa" w:w="60"/>
+              <w:left w:type="dxa" w:w="110"/>
+              <w:bottom w:type="dxa" w:w="90"/>
+              <w:right w:type="dxa" w:w="110"/>
+            </w:tcMar>
+          </w:tcPr>
+          <w:p>
+            <w:pPr>
+              <w:spacing w:after="0"/>
+              <w:jc w:val="right"/>
+            </w:pPr>
+            <w:r>
+              <w:rPr>
+                <w:rFonts w:ascii="Calibri" w:cs="Calibri" w:eastAsia="Calibri" w:hAnsi="Calibri"/>
+                <w:b/>
+                <w:bCs/>
+                <w:color w:val="6B7784"/>
+                <w:sz w:val="16"/>
+                <w:szCs w:val="16"/>
+              </w:rPr>
+              <w:t xml:space="preserve">Spearman IC</w:t>
+            </w:r>
+          </w:p>
+        </w:tc>
+        <w:tc>
+          <w:tcPr>
+            <w:tcW w:type="dxa" w:w="1400"/>
+            <w:tcBorders>
+              <w:top w:val="none" w:color="auto" w:sz="0"/>
+              <w:left w:val="none" w:color="auto" w:sz="0"/>
+              <w:bottom w:val="single" w:color="131A21" w:sz="10"/>
+              <w:right w:val="none" w:color="auto" w:sz="0"/>
+            </w:tcBorders>
+            <w:tcMar>
+              <w:top w:type="dxa" w:w="60"/>
+              <w:left w:type="dxa" w:w="110"/>
+              <w:bottom w:type="dxa" w:w="90"/>
+              <w:right w:type="dxa" w:w="110"/>
+            </w:tcMar>
+          </w:tcPr>
+          <w:p>
+            <w:pPr>
+              <w:spacing w:after="0"/>
+              <w:jc w:val="right"/>
+            </w:pPr>
+            <w:r>
+              <w:rPr>
+                <w:rFonts w:ascii="Calibri" w:cs="Calibri" w:eastAsia="Calibri" w:hAnsi="Calibri"/>
+                <w:b/>
+                <w:bCs/>
+                <w:color w:val="6B7784"/>
+                <w:sz w:val="16"/>
+                <w:szCs w:val="16"/>
+              </w:rPr>
+              <w:t xml:space="preserve">Sign acc.</w:t>
+            </w:r>
+          </w:p>
+        </w:tc>
+        <w:tc>
+          <w:tcPr>
+            <w:tcW w:type="dxa" w:w="1400"/>
+            <w:tcBorders>
+              <w:top w:val="none" w:color="auto" w:sz="0"/>
+              <w:left w:val="none" w:color="auto" w:sz="0"/>
+              <w:bottom w:val="single" w:color="131A21" w:sz="10"/>
+              <w:right w:val="none" w:color="auto" w:sz="0"/>
+            </w:tcBorders>
+            <w:tcMar>
+              <w:top w:type="dxa" w:w="60"/>
+              <w:left w:type="dxa" w:w="110"/>
+              <w:bottom w:type="dxa" w:w="90"/>
+              <w:right w:type="dxa" w:w="110"/>
+            </w:tcMar>
+          </w:tcPr>
+          <w:p>
+            <w:pPr>
+              <w:spacing w:after="0"/>
+              <w:jc w:val="right"/>
+            </w:pPr>
+            <w:r>
+              <w:rPr>
+                <w:rFonts w:ascii="Calibri" w:cs="Calibri" w:eastAsia="Calibri" w:hAnsi="Calibri"/>
+                <w:b/>
+                <w:bCs/>
+                <w:color w:val="6B7784"/>
+                <w:sz w:val="16"/>
+                <w:szCs w:val="16"/>
+              </w:rPr>
+              <w:t xml:space="preserve">Base rate</w:t>
+            </w:r>
+          </w:p>
+        </w:tc>
+      </w:tr>
+      <w:tr>
+        <w:tc>
+          <w:tcPr>
+            <w:tcW w:type="dxa" w:w="3626"/>
+            <w:tcMar>
+              <w:top w:type="dxa" w:w="90"/>
+              <w:left w:type="dxa" w:w="110"/>
+              <w:bottom w:type="dxa" w:w="90"/>
+              <w:right w:type="dxa" w:w="110"/>
+            </w:tcMar>
+          </w:tcPr>
+          <w:p>
+            <w:pPr>
+              <w:spacing w:after="0" w:line="260"/>
+              <w:jc w:val="left"/>
+            </w:pPr>
+            <w:r>
+              <w:rPr>
+                <w:rFonts w:ascii="Calibri" w:cs="Calibri" w:eastAsia="Calibri" w:hAnsi="Calibri"/>
+                <w:b w:val="false"/>
+                <w:bCs w:val="false"/>
+                <w:color w:val="131A21"/>
+                <w:sz w:val="18"/>
+                <w:szCs w:val="18"/>
+              </w:rPr>
+              <w:t xml:space="preserve">later dates, seen symbols</w:t>
+            </w:r>
+          </w:p>
+        </w:tc>
+        <w:tc>
+          <w:tcPr>
+            <w:tcW w:type="dxa" w:w="1100"/>
+            <w:tcMar>
+              <w:top w:type="dxa" w:w="90"/>
+              <w:left w:type="dxa" w:w="110"/>
+              <w:bottom w:type="dxa" w:w="90"/>
+              <w:right w:type="dxa" w:w="110"/>
+            </w:tcMar>
+          </w:tcPr>
+          <w:p>
+            <w:pPr>
+              <w:spacing w:after="0" w:line="260"/>
+              <w:jc w:val="right"/>
+            </w:pPr>
+            <w:r>
+              <w:rPr>
+                <w:rFonts w:ascii="Consolas" w:cs="Consolas" w:eastAsia="Consolas" w:hAnsi="Consolas"/>
+                <w:b w:val="false"/>
+                <w:bCs w:val="false"/>
+                <w:color w:val="131A21"/>
+                <w:sz w:val="18"/>
+                <w:szCs w:val="18"/>
+              </w:rPr>
+              <w:t xml:space="preserve">9,336</w:t>
+            </w:r>
+          </w:p>
+        </w:tc>
+        <w:tc>
+          <w:tcPr>
+            <w:tcW w:type="dxa" w:w="1500"/>
+            <w:tcMar>
+              <w:top w:type="dxa" w:w="90"/>
+              <w:left w:type="dxa" w:w="110"/>
+              <w:bottom w:type="dxa" w:w="90"/>
+              <w:right w:type="dxa" w:w="110"/>
+            </w:tcMar>
+          </w:tcPr>
+          <w:p>
+            <w:pPr>
+              <w:spacing w:after="0" w:line="260"/>
+              <w:jc w:val="right"/>
+            </w:pPr>
+            <w:r>
+              <w:rPr>
+                <w:rFonts w:ascii="Consolas" w:cs="Consolas" w:eastAsia="Consolas" w:hAnsi="Consolas"/>
+                <w:b w:val="false"/>
+                <w:bCs w:val="false"/>
+                <w:color w:val="131A21"/>
+                <w:sz w:val="18"/>
+                <w:szCs w:val="18"/>
+              </w:rPr>
+              <w:t xml:space="preserve">−0.0074</w:t>
+            </w:r>
+          </w:p>
+        </w:tc>
+        <w:tc>
+          <w:tcPr>
+            <w:tcW w:type="dxa" w:w="1400"/>
+            <w:tcMar>
+              <w:top w:type="dxa" w:w="90"/>
+              <w:left w:type="dxa" w:w="110"/>
+              <w:bottom w:type="dxa" w:w="90"/>
+              <w:right w:type="dxa" w:w="110"/>
+            </w:tcMar>
+          </w:tcPr>
+          <w:p>
+            <w:pPr>
+              <w:spacing w:after="0" w:line="260"/>
+              <w:jc w:val="right"/>
+            </w:pPr>
+            <w:r>
+              <w:rPr>
+                <w:rFonts w:ascii="Consolas" w:cs="Consolas" w:eastAsia="Consolas" w:hAnsi="Consolas"/>
+                <w:b w:val="false"/>
+                <w:bCs w:val="false"/>
+                <w:color w:val="131A21"/>
+                <w:sz w:val="18"/>
+                <w:szCs w:val="18"/>
+              </w:rPr>
+              <w:t xml:space="preserve">0.502</w:t>
+            </w:r>
+          </w:p>
+        </w:tc>
+        <w:tc>
+          <w:tcPr>
+            <w:tcW w:type="dxa" w:w="1400"/>
+            <w:tcMar>
+              <w:top w:type="dxa" w:w="90"/>
+              <w:left w:type="dxa" w:w="110"/>
+              <w:bottom w:type="dxa" w:w="90"/>
+              <w:right w:type="dxa" w:w="110"/>
+            </w:tcMar>
+          </w:tcPr>
+          <w:p>
+            <w:pPr>
+              <w:spacing w:after="0" w:line="260"/>
+              <w:jc w:val="right"/>
+            </w:pPr>
+            <w:r>
+              <w:rPr>
+                <w:rFonts w:ascii="Consolas" w:cs="Consolas" w:eastAsia="Consolas" w:hAnsi="Consolas"/>
+                <w:b w:val="false"/>
+                <w:bCs w:val="false"/>
+                <w:color w:val="131A21"/>
+                <w:sz w:val="18"/>
+                <w:szCs w:val="18"/>
+              </w:rPr>
+              <w:t xml:space="preserve">0.501</w:t>
+            </w:r>
+          </w:p>
+        </w:tc>
+      </w:tr>
+      <w:tr>
+        <w:tc>
+          <w:tcPr>
+            <w:tcW w:type="dxa" w:w="3626"/>
+            <w:tcMar>
+              <w:top w:type="dxa" w:w="90"/>
+              <w:left w:type="dxa" w:w="110"/>
+              <w:bottom w:type="dxa" w:w="90"/>
+              <w:right w:type="dxa" w:w="110"/>
+            </w:tcMar>
+          </w:tcPr>
+          <w:p>
+            <w:pPr>
+              <w:spacing w:after="0" w:line="260"/>
+              <w:jc w:val="left"/>
+            </w:pPr>
+            <w:r>
+              <w:rPr>
+                <w:rFonts w:ascii="Calibri" w:cs="Calibri" w:eastAsia="Calibri" w:hAnsi="Calibri"/>
+                <w:b w:val="false"/>
+                <w:bCs w:val="false"/>
+                <w:color w:val="131A21"/>
+                <w:sz w:val="18"/>
+                <w:szCs w:val="18"/>
+              </w:rPr>
+              <w:t xml:space="preserve">unseen symbols, overlapping dates</w:t>
+            </w:r>
+          </w:p>
+        </w:tc>
+        <w:tc>
+          <w:tcPr>
+            <w:tcW w:type="dxa" w:w="1100"/>
+            <w:tcMar>
+              <w:top w:type="dxa" w:w="90"/>
+              <w:left w:type="dxa" w:w="110"/>
+              <w:bottom w:type="dxa" w:w="90"/>
+              <w:right w:type="dxa" w:w="110"/>
+            </w:tcMar>
+          </w:tcPr>
+          <w:p>
+            <w:pPr>
+              <w:spacing w:after="0" w:line="260"/>
+              <w:jc w:val="right"/>
+            </w:pPr>
+            <w:r>
+              <w:rPr>
+                <w:rFonts w:ascii="Consolas" w:cs="Consolas" w:eastAsia="Consolas" w:hAnsi="Consolas"/>
+                <w:b w:val="false"/>
+                <w:bCs w:val="false"/>
+                <w:color w:val="131A21"/>
+                <w:sz w:val="18"/>
+                <w:szCs w:val="18"/>
+              </w:rPr>
+              <w:t xml:space="preserve">4,774</w:t>
+            </w:r>
+          </w:p>
+        </w:tc>
+        <w:tc>
+          <w:tcPr>
+            <w:tcW w:type="dxa" w:w="1500"/>
+            <w:tcMar>
+              <w:top w:type="dxa" w:w="90"/>
+              <w:left w:type="dxa" w:w="110"/>
+              <w:bottom w:type="dxa" w:w="90"/>
+              <w:right w:type="dxa" w:w="110"/>
+            </w:tcMar>
+          </w:tcPr>
+          <w:p>
+            <w:pPr>
+              <w:spacing w:after="0" w:line="260"/>
+              <w:jc w:val="right"/>
+            </w:pPr>
+            <w:r>
+              <w:rPr>
+                <w:rFonts w:ascii="Consolas" w:cs="Consolas" w:eastAsia="Consolas" w:hAnsi="Consolas"/>
+                <w:b w:val="false"/>
+                <w:bCs w:val="false"/>
+                <w:color w:val="131A21"/>
+                <w:sz w:val="18"/>
+                <w:szCs w:val="18"/>
+              </w:rPr>
+              <w:t xml:space="preserve">+0.0104</w:t>
+            </w:r>
+          </w:p>
+        </w:tc>
+        <w:tc>
+          <w:tcPr>
+            <w:tcW w:type="dxa" w:w="1400"/>
+            <w:tcMar>
+              <w:top w:type="dxa" w:w="90"/>
+              <w:left w:type="dxa" w:w="110"/>
+              <w:bottom w:type="dxa" w:w="90"/>
+              <w:right w:type="dxa" w:w="110"/>
+            </w:tcMar>
+          </w:tcPr>
+          <w:p>
+            <w:pPr>
+              <w:spacing w:after="0" w:line="260"/>
+              <w:jc w:val="right"/>
+            </w:pPr>
+            <w:r>
+              <w:rPr>
+                <w:rFonts w:ascii="Consolas" w:cs="Consolas" w:eastAsia="Consolas" w:hAnsi="Consolas"/>
+                <w:b w:val="false"/>
+                <w:bCs w:val="false"/>
+                <w:color w:val="131A21"/>
+                <w:sz w:val="18"/>
+                <w:szCs w:val="18"/>
+              </w:rPr>
+              <w:t xml:space="preserve">0.499</w:t>
+            </w:r>
+          </w:p>
+        </w:tc>
+        <w:tc>
+          <w:tcPr>
+            <w:tcW w:type="dxa" w:w="1400"/>
+            <w:tcMar>
+              <w:top w:type="dxa" w:w="90"/>
+              <w:left w:type="dxa" w:w="110"/>
+              <w:bottom w:type="dxa" w:w="90"/>
+              <w:right w:type="dxa" w:w="110"/>
+            </w:tcMar>
+          </w:tcPr>
+          <w:p>
+            <w:pPr>
+              <w:spacing w:after="0" w:line="260"/>
+              <w:jc w:val="right"/>
+            </w:pPr>
+            <w:r>
+              <w:rPr>
+                <w:rFonts w:ascii="Consolas" w:cs="Consolas" w:eastAsia="Consolas" w:hAnsi="Consolas"/>
+                <w:b w:val="false"/>
+                <w:bCs w:val="false"/>
+                <w:color w:val="131A21"/>
+                <w:sz w:val="18"/>
+                <w:szCs w:val="18"/>
+              </w:rPr>
+              <w:t xml:space="preserve">0.509</w:t>
+            </w:r>
+          </w:p>
+        </w:tc>
+      </w:tr>
+      <w:tr>
+        <w:tc>
+          <w:tcPr>
+            <w:tcW w:type="dxa" w:w="3626"/>
+            <w:shd w:fill="F2F4F7" w:color="auto" w:val="clear"/>
+            <w:tcMar>
+              <w:top w:type="dxa" w:w="90"/>
+              <w:left w:type="dxa" w:w="110"/>
+              <w:bottom w:type="dxa" w:w="90"/>
+              <w:right w:type="dxa" w:w="110"/>
+            </w:tcMar>
+          </w:tcPr>
+          <w:p>
+            <w:pPr>
+              <w:spacing w:after="0" w:line="260"/>
+              <w:jc w:val="left"/>
+            </w:pPr>
+            <w:r>
+              <w:rPr>
+                <w:rFonts w:ascii="Calibri" w:cs="Calibri" w:eastAsia="Calibri" w:hAnsi="Calibri"/>
+                <w:b w:val="false"/>
+                <w:bCs w:val="false"/>
+                <w:color w:val="131A21"/>
+                <w:sz w:val="18"/>
+                <w:szCs w:val="18"/>
+              </w:rPr>
+              <w:t xml:space="preserve">unseen symbols AND dates</w:t>
+            </w:r>
+          </w:p>
+        </w:tc>
+        <w:tc>
+          <w:tcPr>
+            <w:tcW w:type="dxa" w:w="1100"/>
+            <w:shd w:fill="F2F4F7" w:color="auto" w:val="clear"/>
+            <w:tcMar>
+              <w:top w:type="dxa" w:w="90"/>
+              <w:left w:type="dxa" w:w="110"/>
+              <w:bottom w:type="dxa" w:w="90"/>
+              <w:right w:type="dxa" w:w="110"/>
+            </w:tcMar>
+          </w:tcPr>
+          <w:p>
+            <w:pPr>
+              <w:spacing w:after="0" w:line="260"/>
+              <w:jc w:val="right"/>
+            </w:pPr>
+            <w:r>
+              <w:rPr>
+                <w:rFonts w:ascii="Consolas" w:cs="Consolas" w:eastAsia="Consolas" w:hAnsi="Consolas"/>
+                <w:b w:val="false"/>
+                <w:bCs w:val="false"/>
+                <w:color w:val="131A21"/>
+                <w:sz w:val="18"/>
+                <w:szCs w:val="18"/>
+              </w:rPr>
+              <w:t xml:space="preserve">1,221</w:t>
+            </w:r>
+          </w:p>
+        </w:tc>
+        <w:tc>
+          <w:tcPr>
+            <w:tcW w:type="dxa" w:w="1500"/>
+            <w:shd w:fill="F2F4F7" w:color="auto" w:val="clear"/>
+            <w:tcMar>
+              <w:top w:type="dxa" w:w="90"/>
+              <w:left w:type="dxa" w:w="110"/>
+              <w:bottom w:type="dxa" w:w="90"/>
+              <w:right w:type="dxa" w:w="110"/>
+            </w:tcMar>
+          </w:tcPr>
+          <w:p>
+            <w:pPr>
+              <w:spacing w:after="0" w:line="260"/>
+              <w:jc w:val="right"/>
+            </w:pPr>
+            <w:r>
+              <w:rPr>
+                <w:rFonts w:ascii="Consolas" w:cs="Consolas" w:eastAsia="Consolas" w:hAnsi="Consolas"/>
+                <w:b/>
+                <w:bCs/>
+                <w:color w:val="A3372C"/>
+                <w:sz w:val="18"/>
+                <w:szCs w:val="18"/>
+              </w:rPr>
+              <w:t xml:space="preserve">−0.0125</w:t>
+            </w:r>
+          </w:p>
+        </w:tc>
+        <w:tc>
+          <w:tcPr>
+            <w:tcW w:type="dxa" w:w="1400"/>
+            <w:shd w:fill="F2F4F7" w:color="auto" w:val="clear"/>
+            <w:tcMar>
+              <w:top w:type="dxa" w:w="90"/>
+              <w:left w:type="dxa" w:w="110"/>
+              <w:bottom w:type="dxa" w:w="90"/>
+              <w:right w:type="dxa" w:w="110"/>
+            </w:tcMar>
+          </w:tcPr>
+          <w:p>
+            <w:pPr>
+              <w:spacing w:after="0" w:line="260"/>
+              <w:jc w:val="right"/>
+            </w:pPr>
+            <w:r>
+              <w:rPr>
+                <w:rFonts w:ascii="Consolas" w:cs="Consolas" w:eastAsia="Consolas" w:hAnsi="Consolas"/>
+                <w:b w:val="false"/>
+                <w:bCs w:val="false"/>
+                <w:color w:val="A3372C"/>
+                <w:sz w:val="18"/>
+                <w:szCs w:val="18"/>
+              </w:rPr>
+              <w:t xml:space="preserve">0.477</w:t>
+            </w:r>
+          </w:p>
+        </w:tc>
+        <w:tc>
+          <w:tcPr>
+            <w:tcW w:type="dxa" w:w="1400"/>
+            <w:shd w:fill="F2F4F7" w:color="auto" w:val="clear"/>
+            <w:tcMar>
+              <w:top w:type="dxa" w:w="90"/>
+              <w:left w:type="dxa" w:w="110"/>
+              <w:bottom w:type="dxa" w:w="90"/>
+              <w:right w:type="dxa" w:w="110"/>
+            </w:tcMar>
+          </w:tcPr>
+          <w:p>
+            <w:pPr>
+              <w:spacing w:after="0" w:line="260"/>
+              <w:jc w:val="right"/>
+            </w:pPr>
+            <w:r>
+              <w:rPr>
+                <w:rFonts w:ascii="Consolas" w:cs="Consolas" w:eastAsia="Consolas" w:hAnsi="Consolas"/>
+                <w:b w:val="false"/>
+                <w:bCs w:val="false"/>
+                <w:color w:val="131A21"/>
+                <w:sz w:val="18"/>
+                <w:szCs w:val="18"/>
+              </w:rPr>
+              <w:t xml:space="preserve">0.524</w:t>
+            </w:r>
+          </w:p>
+        </w:tc>
+      </w:tr>
+    </w:tbl>
+    <w:p>
+      <w:pPr>
+        <w:spacing w:after="220" w:before="90" w:line="260"/>
+      </w:pPr>
+      <w:r>
+        <w:rPr>
+          <w:rFonts w:ascii="Calibri" w:cs="Calibri" w:eastAsia="Calibri" w:hAnsi="Calibri"/>
+          <w:i/>
+          <w:iCs/>
+          <w:color w:val="6B7784"/>
+          <w:sz w:val="17"/>
+          <w:szCs w:val="17"/>
+        </w:rPr>
+        <w:t xml:space="preserve">Below the pre-registered bar, below the TF-IDF baseline, and below the accuracy of simply always guessing “up”.</w:t>
+      </w:r>
+    </w:p>
+    <w:p>
+      <w:pPr>
+        <w:spacing w:after="140" w:before="0" w:line="300"/>
+      </w:pPr>
+      <w:r>
+        <w:rPr>
+          <w:rFonts w:ascii="Calibri" w:cs="Calibri" w:eastAsia="Calibri" w:hAnsi="Calibri"/>
+          <w:b/>
+          <w:bCs/>
+          <w:i w:val="false"/>
+          <w:iCs w:val="false"/>
+          <w:color w:val="131A21"/>
+          <w:sz w:val="21"/>
+          <w:szCs w:val="21"/>
+        </w:rPr>
+        <w:t xml:space="preserve">The prediction spread is the number that matters. </w:t>
+      </w:r>
+      <w:r>
+        <w:rPr>
+          <w:rFonts w:ascii="Calibri" w:cs="Calibri" w:eastAsia="Calibri" w:hAnsi="Calibri"/>
+          <w:b w:val="false"/>
+          <w:bCs w:val="false"/>
+          <w:i w:val="false"/>
+          <w:iCs w:val="false"/>
+          <w:color w:val="131A21"/>
+          <w:sz w:val="21"/>
+          <w:szCs w:val="21"/>
+        </w:rPr>
+        <w:t xml:space="preserve">Predictions had a standard deviation of 0.051 against labels at about 1.0 — the model collapsed to predicting the mean. That superficially resembles v1’s always-HOLD collapse and is the opposite thing. In v1 the labels were constant and the model reproduced a degenerate target. Here the labels vary and the model still predicts the mean, because predicting the mean is the correct loss-minimising answer when the input carries no information about the target. A model making confident, varied predictions on this data would be the broken one.</w:t>
+      </w:r>
+    </w:p>
+    <w:tbl>
+      <w:tblPr>
+        <w:tblW w:type="dxa" w:w="9026"/>
+        <w:tblBorders>
+          <w:top w:val="none" w:color="auto" w:sz="0"/>
+          <w:left w:val="single" w:color="6B7784" w:sz="18"/>
+          <w:bottom w:val="none" w:color="auto" w:sz="0"/>
+          <w:right w:val="none" w:color="auto" w:sz="0"/>
+          <w:insideH w:val="none" w:color="auto" w:sz="0"/>
+          <w:insideV w:val="none" w:color="auto" w:sz="0"/>
+        </w:tblBorders>
+      </w:tblPr>
+      <w:tblGrid>
+        <w:gridCol w:w="9026"/>
+      </w:tblGrid>
+      <w:tr>
+        <w:tc>
+          <w:tcPr>
+            <w:tcW w:type="dxa" w:w="9026"/>
+            <w:shd w:fill="F2F4F7" w:color="auto" w:val="clear"/>
+            <w:tcMar>
+              <w:top w:type="dxa" w:w="180"/>
+              <w:left w:type="dxa" w:w="220"/>
+              <w:bottom w:type="dxa" w:w="180"/>
+              <w:right w:type="dxa" w:w="220"/>
+            </w:tcMar>
+          </w:tcPr>
+          <w:p>
+            <w:pPr>
+              <w:spacing w:after="110" w:before="0" w:line="300"/>
+            </w:pPr>
+            <w:r>
+              <w:rPr>
+                <w:rFonts w:ascii="Calibri" w:cs="Calibri" w:eastAsia="Calibri" w:hAnsi="Calibri"/>
+                <w:b/>
+                <w:bCs/>
+                <w:i w:val="false"/>
+                <w:iCs w:val="false"/>
+                <w:color w:val="131A21"/>
+                <w:sz w:val="21"/>
+                <w:szCs w:val="21"/>
+              </w:rPr>
+              <w:t xml:space="preserve">A flaw in the pre-registration itself, found afterwards and recorded rather than dropped.</w:t>
+            </w:r>
+          </w:p>
+          <w:p>
+            <w:pPr>
+              <w:spacing w:after="110" w:before="0" w:line="300"/>
+            </w:pPr>
+            <w:r>
+              <w:rPr>
+                <w:rFonts w:ascii="Calibri" w:cs="Calibri" w:eastAsia="Calibri" w:hAnsi="Calibri"/>
+                <w:b w:val="false"/>
+                <w:bCs w:val="false"/>
+                <w:i w:val="false"/>
+                <w:iCs w:val="false"/>
+                <w:color w:val="131A21"/>
+                <w:sz w:val="21"/>
+                <w:szCs w:val="21"/>
+              </w:rPr>
+              <w:t xml:space="preserve">The bar was IC at or above 0.03, and the 1,221-row clean split was named as deciding. A Spearman correlation on 1,221 rows has a standard error of about 0.029 — so the bar sat at roughly one standard error of the split chosen to judge it, with a 95% interval of [−0.069, +0.044] that contains 0.03. That split could never have separated a true 0.03 from zero, whichever way it landed. Resolving 0.03 at two standard errors needs about 4,400 rows.</w:t>
+            </w:r>
+          </w:p>
+          <w:p>
+            <w:pPr>
+              <w:spacing w:after="0" w:before="0" w:line="300"/>
+            </w:pPr>
+            <w:r>
+              <w:rPr>
+                <w:rFonts w:ascii="Calibri" w:cs="Calibri" w:eastAsia="Calibri" w:hAnsi="Calibri"/>
+                <w:b w:val="false"/>
+                <w:bCs w:val="false"/>
+                <w:i w:val="false"/>
+                <w:iCs w:val="false"/>
+                <w:color w:val="131A21"/>
+                <w:sz w:val="21"/>
+                <w:szCs w:val="21"/>
+              </w:rPr>
+              <w:t xml:space="preserve">The conclusion survives, but through the larger split: 9,336 rows, interval [−0.028, +0.013], which does exclude 0.03. Its weaker isolation permits only a leak that would help a model, and it still found nothing. The fix next time is holding out thirty symbols instead of fifteen.</w:t>
+            </w:r>
+          </w:p>
+        </w:tc>
+      </w:tr>
+    </w:tbl>
+    <w:p>
+      <w:pPr>
+        <w:spacing w:after="200"/>
+      </w:pPr>
+    </w:p>
+    <w:p>
+      <w:pPr>
+        <w:spacing w:after="140" w:before="0" w:line="300"/>
+      </w:pPr>
+      <w:r>
+        <w:rPr>
+          <w:rFonts w:ascii="Calibri" w:cs="Calibri" w:eastAsia="Calibri" w:hAnsi="Calibri"/>
+          <w:b w:val="false"/>
+          <w:bCs w:val="false"/>
+          <w:i w:val="false"/>
+          <w:iCs w:val="false"/>
+          <w:color w:val="131A21"/>
+          <w:sz w:val="21"/>
+          <w:szCs w:val="21"/>
+        </w:rPr>
+        <w:t xml:space="preserve">Five attempts, two entirely different framings, one answer. Phase 04 is answered, not abandoned — the data was the suspect in v1, and v2 removed it as a suspect. Stated limits: 0.5B parameters rather than 1.5B, 12,000 of 27,591 examples, one epoch, a single five-day horizon, one market regime. Absence of a signal this setup can detect is not proof that none exists.</w:t>
       </w:r>
     </w:p>
     <w:p>
